--- a/Documents/Templates/Extracts [food]/{yyyy}-{mm}-{dd} {OrderNumber} (сухпай [НАШИ] - {Raporter}) {Signatory}.docx
+++ b/Documents/Templates/Extracts [food]/{yyyy}-{mm}-{dd} {OrderNumber} (сухпай [НАШИ] - {Raporter}) {Signatory}.docx
@@ -281,7 +281,6 @@
         </w:rPr>
         <w:t>{</w:t>
       </w:r>
-      <w:proofErr w:type="gramStart"/>
       <w:r>
         <w:rPr>
           <w:sz w:val="28"/>
@@ -313,8 +312,6 @@
         </w:rPr>
         <w:t>{</w:t>
       </w:r>
-      <w:proofErr w:type="spellStart"/>
-      <w:proofErr w:type="gramEnd"/>
       <w:r>
         <w:rPr>
           <w:sz w:val="28"/>
@@ -323,7 +320,6 @@
         </w:rPr>
         <w:t>yyyy</w:t>
       </w:r>
-      <w:proofErr w:type="spellEnd"/>
       <w:r>
         <w:rPr>
           <w:sz w:val="28"/>
@@ -397,7 +393,6 @@
         </w:rPr>
         <w:t>{</w:t>
       </w:r>
-      <w:proofErr w:type="spellStart"/>
       <w:r>
         <w:rPr>
           <w:rFonts w:cs="Arial"/>
@@ -408,7 +403,6 @@
         </w:rPr>
         <w:t>OrderNumber</w:t>
       </w:r>
-      <w:proofErr w:type="spellEnd"/>
       <w:r>
         <w:rPr>
           <w:rFonts w:cs="Arial"/>
@@ -465,23 +459,7 @@
           <w:sz w:val="28"/>
           <w:szCs w:val="28"/>
         </w:rPr>
-        <w:t>{</w:t>
-      </w:r>
-      <w:proofErr w:type="spellStart"/>
-      <w:r>
-        <w:rPr>
-          <w:sz w:val="28"/>
-          <w:szCs w:val="28"/>
-        </w:rPr>
-        <w:t>DurationText</w:t>
-      </w:r>
-      <w:proofErr w:type="spellEnd"/>
-      <w:r>
-        <w:rPr>
-          <w:sz w:val="28"/>
-          <w:szCs w:val="28"/>
-        </w:rPr>
-        <w:t>}</w:t>
+        <w:t>{DurationText}</w:t>
       </w:r>
       <w:r>
         <w:rPr>
@@ -498,6 +476,37 @@
         <w:rPr>
           <w:sz w:val="28"/>
           <w:szCs w:val="28"/>
+          <w:lang w:val="ru-RU"/>
+        </w:rPr>
+      </w:pPr>
+    </w:p>
+    <w:p>
+      <w:pPr>
+        <w:ind w:firstLine="709"/>
+        <w:jc w:val="both"/>
+        <w:rPr>
+          <w:sz w:val="28"/>
+          <w:szCs w:val="28"/>
+          <w:lang w:val="ru-RU"/>
+        </w:rPr>
+      </w:pPr>
+      <w:r>
+        <w:rPr>
+          <w:sz w:val="28"/>
+          <w:szCs w:val="28"/>
+          <w:lang w:val="ru-RU"/>
+        </w:rPr>
+        <w:t>{Subdivision}:</w:t>
+      </w:r>
+    </w:p>
+    <w:p>
+      <w:pPr>
+        <w:ind w:firstLine="709"/>
+        <w:jc w:val="both"/>
+        <w:rPr>
+          <w:sz w:val="28"/>
+          <w:szCs w:val="28"/>
+          <w:lang w:val="ru-RU"/>
         </w:rPr>
       </w:pPr>
     </w:p>
@@ -571,7 +580,6 @@
         </w:rPr>
         <w:t>Підстава: {</w:t>
       </w:r>
-      <w:proofErr w:type="spellStart"/>
       <w:r>
         <w:rPr>
           <w:sz w:val="28"/>
@@ -580,29 +588,12 @@
         </w:rPr>
         <w:t>Raport</w:t>
       </w:r>
-      <w:proofErr w:type="spellEnd"/>
-      <w:r>
-        <w:rPr>
-          <w:sz w:val="28"/>
-          <w:szCs w:val="28"/>
-        </w:rPr>
-        <w:t>} (</w:t>
-      </w:r>
-      <w:proofErr w:type="spellStart"/>
-      <w:r>
-        <w:rPr>
-          <w:sz w:val="28"/>
-          <w:szCs w:val="28"/>
-        </w:rPr>
-        <w:t>вх</w:t>
-      </w:r>
-      <w:proofErr w:type="spellEnd"/>
-      <w:r>
-        <w:rPr>
-          <w:sz w:val="28"/>
-          <w:szCs w:val="28"/>
-        </w:rPr>
-        <w:t>. № </w:t>
+      <w:r>
+        <w:rPr>
+          <w:sz w:val="28"/>
+          <w:szCs w:val="28"/>
+        </w:rPr>
+        <w:t>} (вх. № </w:t>
       </w:r>
       <w:r>
         <w:rPr>
@@ -611,7 +602,6 @@
         </w:rPr>
         <w:t>{</w:t>
       </w:r>
-      <w:proofErr w:type="spellStart"/>
       <w:r>
         <w:rPr>
           <w:sz w:val="28"/>
@@ -620,7 +610,6 @@
         </w:rPr>
         <w:t>RaportNumber</w:t>
       </w:r>
-      <w:proofErr w:type="spellEnd"/>
       <w:r>
         <w:rPr>
           <w:sz w:val="28"/>
@@ -642,7 +631,6 @@
         </w:rPr>
         <w:t xml:space="preserve"> {</w:t>
       </w:r>
-      <w:proofErr w:type="spellStart"/>
       <w:r>
         <w:rPr>
           <w:sz w:val="28"/>
@@ -651,7 +639,6 @@
         </w:rPr>
         <w:t>RaportDate</w:t>
       </w:r>
-      <w:proofErr w:type="spellEnd"/>
       <w:r>
         <w:rPr>
           <w:sz w:val="28"/>
@@ -778,17 +765,8 @@
                 <w:sz w:val="28"/>
                 <w:szCs w:val="28"/>
               </w:rPr>
-              <w:t>{</w:t>
+              <w:t>{Signatory</w:t>
             </w:r>
-            <w:proofErr w:type="spellStart"/>
-            <w:r>
-              <w:rPr>
-                <w:sz w:val="28"/>
-                <w:szCs w:val="28"/>
-              </w:rPr>
-              <w:t>Signatory</w:t>
-            </w:r>
-            <w:proofErr w:type="spellEnd"/>
             <w:r>
               <w:rPr>
                 <w:sz w:val="28"/>
@@ -864,15 +842,7 @@
                 <w:sz w:val="28"/>
                 <w:szCs w:val="28"/>
               </w:rPr>
-              <w:t>{</w:t>
-            </w:r>
-            <w:proofErr w:type="spellStart"/>
-            <w:r>
-              <w:rPr>
-                <w:sz w:val="28"/>
-                <w:szCs w:val="28"/>
-              </w:rPr>
-              <w:t>Signatory</w:t>
+              <w:t>{Signatory</w:t>
             </w:r>
             <w:r>
               <w:rPr>
@@ -881,7 +851,6 @@
               </w:rPr>
               <w:t>Name</w:t>
             </w:r>
-            <w:proofErr w:type="spellEnd"/>
             <w:r>
               <w:rPr>
                 <w:sz w:val="28"/>
@@ -998,7 +967,31 @@
                 <w:sz w:val="28"/>
                 <w:szCs w:val="28"/>
               </w:rPr>
-              <w:t>Начальник відділення персоналу штабу</w:t>
+              <w:t>Тимчасово виконуючий обов’язки н</w:t>
+            </w:r>
+            <w:r>
+              <w:rPr>
+                <w:color w:val="000000" w:themeColor="text1"/>
+                <w:sz w:val="28"/>
+                <w:szCs w:val="28"/>
+              </w:rPr>
+              <w:t>ачальник</w:t>
+            </w:r>
+            <w:r>
+              <w:rPr>
+                <w:color w:val="000000" w:themeColor="text1"/>
+                <w:sz w:val="28"/>
+                <w:szCs w:val="28"/>
+              </w:rPr>
+              <w:t>а</w:t>
+            </w:r>
+            <w:r>
+              <w:rPr>
+                <w:color w:val="000000" w:themeColor="text1"/>
+                <w:sz w:val="28"/>
+                <w:szCs w:val="28"/>
+              </w:rPr>
+              <w:t xml:space="preserve"> відділення персоналу штабу</w:t>
             </w:r>
           </w:p>
         </w:tc>
@@ -1160,23 +1153,29 @@
                 <w:lang w:val="en-US"/>
               </w:rPr>
             </w:pPr>
-            <w:proofErr w:type="spellStart"/>
             <w:r>
               <w:rPr>
                 <w:color w:val="000000" w:themeColor="text1"/>
                 <w:sz w:val="28"/>
                 <w:szCs w:val="28"/>
               </w:rPr>
-              <w:t>Вячеслав</w:t>
+              <w:t>Сергій</w:t>
             </w:r>
-            <w:proofErr w:type="spellEnd"/>
             <w:r>
               <w:rPr>
                 <w:color w:val="000000" w:themeColor="text1"/>
                 <w:sz w:val="28"/>
                 <w:szCs w:val="28"/>
               </w:rPr>
-              <w:t xml:space="preserve"> ЦОПА</w:t>
+              <w:t xml:space="preserve"> </w:t>
+            </w:r>
+            <w:r>
+              <w:rPr>
+                <w:color w:val="000000" w:themeColor="text1"/>
+                <w:sz w:val="28"/>
+                <w:szCs w:val="28"/>
+              </w:rPr>
+              <w:t>ПОНОМАРЬОВ</w:t>
             </w:r>
           </w:p>
         </w:tc>
